--- a/submission/NEE/Manuscript_NEE_maintext.docx
+++ b/submission/NEE/Manuscript_NEE_maintext.docx
@@ -2,7 +2,7 @@
 <file path=word/document.xml><?xml version="1.0" encoding="utf-8"?>
 <w:document xmlns:w="http://schemas.openxmlformats.org/wordprocessingml/2006/main" xmlns:m="http://schemas.openxmlformats.org/officeDocument/2006/math" xmlns:r="http://schemas.openxmlformats.org/officeDocument/2006/relationships" xmlns:o="urn:schemas-microsoft-com:office:office" xmlns:v="urn:schemas-microsoft-com:vml" xmlns:w10="urn:schemas-microsoft-com:office:word" xmlns:a="http://schemas.openxmlformats.org/drawingml/2006/main" xmlns:pic="http://schemas.openxmlformats.org/drawingml/2006/picture" xmlns:wp="http://schemas.openxmlformats.org/drawingml/2006/wordprocessingDrawing">
   <w:body>
-    <w:bookmarkStart w:id="39" w:name="X375d79c841bc0027eb180376c96c2db5ee86b3d"/>
+    <w:bookmarkStart w:id="40" w:name="X375d79c841bc0027eb180376c96c2db5ee86b3d"/>
     <w:p>
       <w:pPr>
         <w:pStyle w:val="Heading1"/>
@@ -199,7 +199,7 @@
         <w:pStyle w:val="FirstParagraph"/>
       </w:pPr>
       <w:r>
-        <w:t xml:space="preserve">The released compilation contains 1,029 provincial-level new bird records, with a parseable discovery date for 1,028 (99.9%). Of these, 684 matched a species × province cell in the candidate pool defined by species-distribution models plus forced inclusion of every observed event, and 657 fall within the 2002–2024 analysis window. After requiring non-missing effort and climate components, the modelling data contain 175,901 rows, 649 events, 392 species and 31 provincial units (Supplementary Note S1; Supplementary Table S9).</w:t>
+        <w:t xml:space="preserve">The released compilation contains 1,029 provincial-level new bird records, with a parseable discovery date for 1,028 (99.9%). Of these, 684 matched a species × province cell in the candidate pool defined by species-distribution models plus forced inclusion of every observed event, and 657 fall within the 2002–2024 analysis window. After requiring non-missing effort and climate components, the modelling data contain 175,901 rows, 649 events, 392 species and 31 provincial units (Supplementary Note S1; Supplementary Table S9). Its spatio-temporal pattern is summarised in Supplementary Fig. S18.</w:t>
       </w:r>
     </w:p>
     <w:p>
@@ -207,7 +207,7 @@
         <w:pStyle w:val="BodyText"/>
       </w:pPr>
       <w:r>
-        <w:t xml:space="preserve">Publication lags discovery by a median of one year and a mean of 2.09 years; 81.7% of records lag by at least one year and 26.8% by three or more (Fig. 2a). Re-dating changes the assigned year of 526 of 633 comparable events (83.1%), with a median shift of −1 year and a mean of −1.83 years. The two conventions produce qualitatively different time series (Fig. 2b): the publication-year series rises monotonically to 67 events in 2024, whereas the discovery-year series peaks at 59 in 2019 and falls to 14 in 2024. Neither is a clean description of reality: the publication-year rise is an artefact of aggregating delayed reports, and the discovery-year fall is right-censoring. Because the observed hazard under incomplete reporting is approximately the product of the true hazard and the reporting completeness</w:t>
+        <w:t xml:space="preserve">Publication lags discovery by a median of one year and a mean of 2.09 years; 81.7% of records lag by at least one year and 26.8% by three or more (Fig. 2a). Re-dating changes the assigned year of 526 of 633 comparable events (83.1%), with a median shift of −1 year and a mean of −1.83 years. The two conventions produce qualitatively different time series (Fig. 2b): the publication-year series rises monotonically to 67 events in 2024, whereas the discovery-year series peaks at 59 in 2019 and falls to 14 in 2024. The former is an artefact of delayed reporting, the latter right-censoring. Because the observed hazard is the true hazard times the reporting completeness</w:t>
       </w:r>
       <w:r>
         <w:t xml:space="preserve"> </w:t>
@@ -230,7 +230,7 @@
         <w:t xml:space="preserve">t</w:t>
       </w:r>
       <w:r>
-        <w:t xml:space="preserve">), and the complementary log-log link is logarithmic in the hazard,</w:t>
+        <w:t xml:space="preserve">) and the complementary log-log link is logarithmic in the hazard,</w:t>
       </w:r>
       <w:r>
         <w:t xml:space="preserve"> </w:t>
@@ -253,7 +253,7 @@
         <w:t xml:space="preserve">t</w:t>
       </w:r>
       <w:r>
-        <w:t xml:space="preserve">) enters the linear predictor exactly as an offset log</w:t>
+        <w:t xml:space="preserve">) enters exactly as an offset log</w:t>
       </w:r>
       <w:r>
         <w:t xml:space="preserve"> </w:t>
@@ -276,7 +276,7 @@
         <w:t xml:space="preserve">t</w:t>
       </w:r>
       <w:r>
-        <w:t xml:space="preserve">), which we include throughout.</w:t>
+        <w:t xml:space="preserve">), included throughout.</w:t>
       </w:r>
     </w:p>
     <w:bookmarkEnd w:id="12"/>
@@ -328,7 +328,7 @@
         <w:pStyle w:val="BodyText"/>
       </w:pPr>
       <w:r>
-        <w:t xml:space="preserve">The mechanism is transparent. Publication year and the size of the observational database both increase through time, so assigning an event to its publication year places it in a cell whose recorded effort is systematically higher than the effort that actually generated the observation. This inflates the effort coefficient. It also decorrelates the event from the weather of the year in which the bird was actually seen, which is why a spurious negative coefficient on annual climate variability appears under publication-year dating and disappears under discovery-year dating. Accumulated warming, being a fifteen-year trailing mean, is robust to a shift of one or two years — which is exactly why it survives the correction unchanged.</w:t>
+        <w:t xml:space="preserve">The mechanism is transparent. Publication year and the size of the observational database both increase through time, so assigning an event to its publication year places it in a cell whose recorded effort is systematically higher than the effort that actually generated the observation. This inflates the effort coefficient and decorrelates the event from the weather of the year in which the bird was actually seen, which is why a spurious negative coefficient on annual climate variability appears under publication-year dating and disappears under discovery-year dating. Accumulated warming, a fifteen-year trailing mean, is robust to a one- or two-year shift, which is why it survives the correction unchanged.</w:t>
       </w:r>
     </w:p>
     <w:bookmarkEnd w:id="13"/>
@@ -418,7 +418,7 @@
         <w:pStyle w:val="BodyText"/>
       </w:pPr>
       <w:r>
-        <w:t xml:space="preserve">Two qualifications apply to these effect sizes. First, the reference point for the warming coefficient is not unity. Permuting accumulated warming among species within a province-year, or permuting the event indicator among the species at risk in a province-year, still returns a hazard ratio of 1.157–1.167, because both permutations preserve the covariance between provincial-annual climate and provincial-annual event counts. The observed 1.362 lies outside that null distribution (</w:t>
+        <w:t xml:space="preserve">Two qualifications apply to these effect sizes. First, the reference point for the warming coefficient is not unity. Permuting accumulated warming among species within a province-year, or the event indicator among the species at risk, still returns a hazard ratio of 1.157–1.167, because both preserve the covariance between provincial-annual climate and event counts. The observed 1.362 lies outside that null distribution (</w:t>
       </w:r>
       <w:r>
         <w:rPr>
@@ -431,7 +431,7 @@
         <w:t xml:space="preserve"> </w:t>
       </w:r>
       <w:r>
-        <w:t xml:space="preserve">= 0.005 in both cases), but the increment attributable to the species-specific referencing is 1.362/1.157 ≈ 1.18 rather than 1.36; the remainder is a structural baseline shared with the null. The effort coefficient behaves differently: permuting effort across years within a province collapses it to 0.980, with the null 95% interval covering unity, so it derives from the temporal alignment of effort and events rather than from any cross-sectional contrast between well- and poorly surveyed provinces. Second, the Wald intervals are slightly narrow with respect to provincial clustering. A cluster bootstrap resampling provinces widens them to 1.20–1.72 for warming and 1.21–1.76 for effort; both lower bounds still exceed unity, and the interaction remains bounded away from it (0.74–0.99). Resampling species instead leaves the intervals essentially unchanged.</w:t>
+        <w:t xml:space="preserve">= 0.005 in both cases), but the increment attributable to the species-specific referencing is 1.362/1.157 ≈ 1.18 rather than 1.36; the remainder is a baseline shared with the null. The effort coefficient behaves differently: permuting effort across years within a province collapses it to 0.980, with the null 95% interval covering unity, so it derives from the temporal alignment of effort and events, not from cross-sectional contrasts between provinces. Second, the Wald intervals are slightly narrow under provincial clustering. A cluster bootstrap resampling provinces widens them to 1.20–1.72 for warming and 1.21–1.76 for effort; both lower bounds still exceed unity, and the interaction remains bounded away from it (0.74–0.99). Resampling species leaves them essentially unchanged.</w:t>
       </w:r>
     </w:p>
     <w:p>
@@ -677,7 +677,7 @@
         <w:pStyle w:val="FirstParagraph"/>
       </w:pPr>
       <w:r>
-        <w:t xml:space="preserve">The conclusions do not depend on any freely chosen analytical decision (Supplementary Note S7; Supplementary Figs S2, S3; Supplementary Table S10). Raising the species-distribution-model threshold from 50 to 200 suitable cells changes the risk set from 175,901 to 155,435 rows but leaves the coefficients essentially fixed (effort 1.404, 1.405, 1.411; warming 1.362, 1.376, 1.372; interaction 0.849, 0.851, 0.850). All twelve combinations of four effort proxies and three treatments of the 24 implausible zero cells give effort hazard ratios between 1.25 and 1.52 and warming hazard ratios between 1.35 and 1.37. Tested jointly against three series (WorldClim 1980–2000, CRU 1980–2000 and CRU 1970–2000; the 1970–2000 baseline cannot be computed from the WorldClim downscaling), the warming coefficient rises with window length in every series, from about 1.16–1.21 at five years to 1.36–1.40 at twenty — the signature expected of a process that integrates climate over years to decades, with an interior optimum. We retain 15 years as pre-specified; it lies within 2.2–5.6 AIC units of the optimum in every series. The effort coefficient is flat at 1.34–1.41 across the same grid: if the two terms were competing for the same variance, changing the climate specification would move the effort estimate, and it does not.</w:t>
+        <w:t xml:space="preserve">The conclusions do not depend on any freely chosen analytical decision (Supplementary Note S7; Supplementary Figs S2, S3; Supplementary Table S10). Raising the species-distribution-model threshold from 50 to 200 suitable cells changes the risk set from 175,901 to 155,435 rows but leaves the coefficients essentially fixed (effort 1.404, 1.405, 1.411; warming 1.362, 1.376, 1.372; interaction 0.849, 0.851, 0.850). All twelve combinations of four effort proxies and three treatments of the 24 implausible zero cells give effort hazard ratios between 1.25 and 1.52 and warming hazard ratios between 1.35 and 1.37. Tested jointly against three climate series (Supplementary Note S7), the warming coefficient rises with window length in every series, from about 1.16–1.21 at five years to 1.36–1.40 at twenty — the signature expected of a process that integrates climate over years to decades, with an interior optimum. We retain 15 years as pre-specified; it lies within 2.2–5.6 AIC units of the optimum in every series. The effort coefficient is flat at 1.34–1.41 across the same grid, so the two terms are not competing for the same variance.</w:t>
       </w:r>
     </w:p>
     <w:bookmarkEnd w:id="20"/>
@@ -737,7 +737,7 @@
         <w:pStyle w:val="BodyText"/>
       </w:pPr>
       <w:r>
-        <w:t xml:space="preserve">The answer sharply constrains what can be claimed. The historical species-specific gradient has a standard deviation of only 0.18 °C, because provincial and range-wide anomalies largely move together. Future province-minus-range warming differentials reach 2 °C, more than ten standard deviations beyond the fitted range. Consequently, only 47.8% of species-province cells fall inside the fitted covariate support under SSP2-4.5 in 2030, 10.4% in 2050 and 2.1% in 2080; under SSP5-8.5 the corresponding figures are 34.2%, 2.1% and 1.9%.</w:t>
+        <w:t xml:space="preserve">The historical species-specific gradient has a standard deviation of only 0.18 °C, whereas future province-minus-range warming differentials reach 2 °C, more than ten standard deviations beyond the fitted range; only 47.8% of species-province cells fall inside the fitted covariate support under SSP2-4.5 in 2030, 10.4% in 2050 and 2.1% in 2080 (34.2%, 2.1% and 1.9% under SSP5-8.5).</w:t>
       </w:r>
     </w:p>
     <w:p>
@@ -745,7 +745,7 @@
         <w:pStyle w:val="BodyText"/>
       </w:pPr>
       <w:r>
-        <w:t xml:space="preserve">Restricted to cells inside the support, the mechanistic model projects hazard ratios relative to 2024 of 0.79 to 2.94; applied without the mask, the same model produces ratios up to 78. A gradient-boosted comparison model trained on the same three predictors tracks the mechanistic model inside the observed range but diverges completely outside it, agreeing on the direction of change in only 23.7% of cells (Fig. 5c; Supplementary Note S9; Supplementary Figs S10–S12).</w:t>
+        <w:t xml:space="preserve">Restricted to cells inside the support, the mechanistic model projects hazard ratios relative to 2024 of 0.79 to 2.94; applied without the mask, the same model produces ratios up to 78. A gradient-boosted comparison model trained on the same three predictors tracks the mechanistic model inside the observed range but diverges completely outside it, agreeing on the direction of change in only 23.7% of cells (Fig. 5c; Supplementary Note S9; Supplementary Figs S10–S12). Treating climate and effort as independent scenario axes, the climate pathway barely moves the national expectation (23.2 versus 23.1 records per year in 2030) whereas continued effort growth more than doubles it by 2050—almost entirely outside the fitted support (Supplementary Fig. S19). Random forest and XGBoost behave alike and agree on where records fall (Supplementary Note S11; Supplementary Figs S20, S21).</w:t>
       </w:r>
     </w:p>
     <w:bookmarkEnd w:id="22"/>
@@ -826,7 +826,7 @@
         <w:pStyle w:val="BodyText"/>
       </w:pPr>
       <w:r>
-        <w:t xml:space="preserve">The negative interaction refines this. Warming raises the hazard most where effort is low, and two non-exclusive readings fit: sparsely surveyed provinces are disproportionately western and montane, with steep climatic gradients; densely surveyed ones have already absorbed much of their Wallacean shortfall. The declining marginal return of effort supports the second. Distinguishing them requires detection probability conditional on presence, which provincial compilations do not provide.</w:t>
+        <w:t xml:space="preserve">The negative interaction refines this. Warming raises the hazard most where effort is low, and two non-exclusive readings fit: sparsely surveyed provinces are disproportionately western and montane, with steep climatic gradients; densely surveyed ones have already absorbed much of their Wallacean shortfall. The declining marginal return of effort supports the second. Distinguishing them requires detection probability conditional on presence, which provincial compilations do not provide. Projected forward, future record counts depend far more on survey effort than on the emissions pathway.</w:t>
       </w:r>
     </w:p>
     <w:p>
@@ -3784,7 +3784,7 @@
       </w:r>
     </w:p>
     <w:bookmarkEnd w:id="27"/>
-    <w:bookmarkStart w:id="38" w:name="methods"/>
+    <w:bookmarkStart w:id="39" w:name="methods"/>
     <w:p>
       <w:pPr>
         <w:pStyle w:val="Heading2"/>
@@ -5051,7 +5051,33 @@
         <w:pStyle w:val="FirstParagraph"/>
       </w:pPr>
       <w:r>
-        <w:t xml:space="preserve">CMIP6 four-model ensemble median deltas for annual mean temperature were computed for SSP2-4.5 and SSP5-8.5 at 2030, 2050 and 2080, separately for each province and each species range, and added to both ends of the climate gradient. Effort was grown at 0.30 (SSP2-4.5) and 0.60 (SSP5-8.5) standard deviations per decade. Predictions set the province-by-year random effect to its expectation and the completeness offset to log 1, so the projected quantity is the latent generation hazard. Support was defined as the 1st–99th percentile of the fitted accumulated warming and effort; main projection figures aggregate only cells inside this range, and the share of qualifying cells is reported on every panel. A gradient-boosted comparison model (XGBoost, 400 rounds, learning rate 0.05, depth 4)</w:t>
+        <w:t xml:space="preserve">CMIP6 four-model ensemble median deltas for annual mean temperature were computed for SSP2-4.5 and SSP5-8.5 at 2030, 2050 and 2080, separately for each province and each species range, and added to both ends of the climate gradient. Effort was grown at 0.30 (SSP2-4.5) and 0.60 (SSP5-8.5) standard deviations per decade. Predictions set the province-by-year random effect to its expectation and the completeness offset to log 1, so the projected quantity is the latent generation hazard. Support was defined as the 1st–99th percentile of the fitted accumulated warming and effort; main projection figures aggregate only cells inside this range, and the share of qualifying cells is reported on every panel.</w:t>
+      </w:r>
+    </w:p>
+    <w:p>
+      <w:pPr>
+        <w:pStyle w:val="BodyText"/>
+      </w:pPr>
+      <w:r>
+        <w:t xml:space="preserve">To separate the two scenario axes we also projected the frozen model over a 2 × 2 × 2 grid: SSP2-4.5 or SSP5-8.5 deltas; effort frozen at 2024 or growing at 0.6 SD per decade (observed pace 1.19); horizons 2030 and 2050. Province-by-year effects for future years were set to their expectation, species and province effects retained, and provincial expectations summed over species. Future county surfaces hold the 2024 allocation shares fixed.</w:t>
+      </w:r>
+    </w:p>
+    <w:bookmarkEnd w:id="36"/>
+    <w:bookmarkStart w:id="37" w:name="model-family-comparison"/>
+    <w:p>
+      <w:pPr>
+        <w:pStyle w:val="Heading3"/>
+      </w:pPr>
+      <w:r>
+        <w:t xml:space="preserve">Model-family comparison</w:t>
+      </w:r>
+    </w:p>
+    <w:p>
+      <w:pPr>
+        <w:pStyle w:val="FirstParagraph"/>
+      </w:pPr>
+      <w:r>
+        <w:t xml:space="preserve">The projection comparison used a gradient-boosted model (XGBoost, 400 rounds, learning rate 0.05, depth 4)</w:t>
       </w:r>
       <w:r>
         <w:rPr>
@@ -5063,7 +5089,7 @@
         <w:t xml:space="preserve"> </w:t>
       </w:r>
       <w:r>
-        <w:t xml:space="preserve">was trained on the same three predictors, and exact TreeSHAP attributions were computed for interpretation</w:t>
+        <w:t xml:space="preserve">on the same three predictors, with exact TreeSHAP attributions</w:t>
       </w:r>
       <w:r>
         <w:rPr>
@@ -5072,11 +5098,11 @@
         <w:t xml:space="preserve">35</w:t>
       </w:r>
       <w:r>
-        <w:t xml:space="preserve">.</w:t>
-      </w:r>
-    </w:p>
-    <w:bookmarkEnd w:id="36"/>
-    <w:bookmarkStart w:id="37" w:name="data-and-code-availability"/>
+        <w:t xml:space="preserve">. For the cross-validated comparison, a random forest (ranger, 800 trees, class-balanced down-sampling) and XGBoost (300 rounds, learning rate 0.05, depth 5, positive-class weight n₀/n₁) were fitted to the province-level risk set under the main model’s four validation schemes with identical folds and to the prefecture- and county-level allocation sets under temporal and leave-one-province splits with within-stratum rank skill. Hyperparameters were fixed, not tuned per fold.</w:t>
+      </w:r>
+    </w:p>
+    <w:bookmarkEnd w:id="37"/>
+    <w:bookmarkStart w:id="38" w:name="data-and-code-availability"/>
     <w:p>
       <w:pPr>
         <w:pStyle w:val="Heading3"/>
@@ -5112,9 +5138,9 @@
         </w:pict>
       </w:r>
     </w:p>
-    <w:bookmarkEnd w:id="37"/>
     <w:bookmarkEnd w:id="38"/>
     <w:bookmarkEnd w:id="39"/>
+    <w:bookmarkEnd w:id="40"/>
     <w:sectPr>
       <w:footerReference w:type="default" r:id="rId9"/>
       <w:footnotePr>

--- a/submission/NEE/Manuscript_NEE_maintext.docx
+++ b/submission/NEE/Manuscript_NEE_maintext.docx
@@ -585,7 +585,7 @@
         <w:pStyle w:val="FirstParagraph"/>
       </w:pPr>
       <w:r>
-        <w:t xml:space="preserve">If new records simply filled in survey gaps at random, they would fall on all sides of a species’ known range with equal frequency. They do not. Taking the bearing from the centroid of each species’ BirdLife range to the record and binning into eight sectors, direction is far from uniform (χ² = 580.1, df = 7,</w:t>
+        <w:t xml:space="preserve">If new records simply filled in survey gaps at random, they would fall on all sides of a species’ known range with equal frequency. They do not. Taking the bearing from each species’ BirdLife range centroid to the record in eight sectors, direction is far from uniform (χ² = 580.1, df = 7,</w:t>
       </w:r>
       <w:r>
         <w:t xml:space="preserve"> </w:t>
@@ -601,7 +601,7 @@
         <w:t xml:space="preserve"> </w:t>
       </w:r>
       <w:r>
-        <w:t xml:space="preserve">= 4.6 × 10⁻¹²¹; Fig. 4). Two sectors are over-represented after Holm correction: east holds 237 of 642 records (36.9%, against 80.2 expected) and northeast 179 (27.9%). South and west are nearly empty, with 20 and 19. The pattern is not carried by one taxon: five well-sampled orders reject uniformity on their own, and in every case the significant sectors are east, northeast or both (Supplementary Note S6; Supplementary Fig. S16).</w:t>
+        <w:t xml:space="preserve">= 4.6 × 10⁻¹²¹; Fig. 4). Two sectors are over-represented after Holm correction: east holds 237 of 642 records (36.9%, against 80.2 expected) and northeast 179 (27.9%). South and west are nearly empty, with 20 and 19. Five well-sampled orders reject uniformity on their own, and the significant sectors are always east, northeast or both (Supplementary Note S6; Supplementary Fig. S16).</w:t>
       </w:r>
     </w:p>
     <w:p>
@@ -609,7 +609,7 @@
         <w:pStyle w:val="BodyText"/>
       </w:pPr>
       <w:r>
-        <w:t xml:space="preserve">Two mechanisms are consistent with this and cannot be separated by these data. Observationally, the eastern half of China holds the great majority of the observer population, so a range edge is far more likely to be watched on its eastern than on its western side. Ecologically, eastern and north-eastern margins are where suitable climate is expanding fastest for a warming-tracking assemblage. That birds show an eastward rather than a northward bias is itself informative: China’s observer gradient runs west-to-east, not south-to-north, which tilts the balance toward the observational explanation for this taxon.</w:t>
+        <w:t xml:space="preserve">Two mechanisms are consistent with this and cannot be separated by these data. Observationally, the eastern half of China holds most of the observer population, so a range edge is far more likely to be watched on its eastern side. Ecologically, eastern and north-eastern margins are where suitable climate is expanding fastest for a warming-tracking assemblage. That birds show an eastward rather than a northward bias is itself informative: China’s observer gradient runs west-to-east, not south-to-north, which tilts the balance toward the observational explanation for this taxon.</w:t>
       </w:r>
     </w:p>
     <w:bookmarkEnd w:id="18"/>
@@ -745,7 +745,7 @@
         <w:pStyle w:val="BodyText"/>
       </w:pPr>
       <w:r>
-        <w:t xml:space="preserve">Restricted to cells inside the support, the mechanistic model projects hazard ratios relative to 2024 of 0.79 to 2.94; applied without the mask, the same model produces ratios up to 78. A gradient-boosted comparison model trained on the same three predictors tracks the mechanistic model inside the observed range but diverges completely outside it, agreeing on the direction of change in only 23.7% of cells (Fig. 5c; Supplementary Note S9; Supplementary Figs S10–S12). Treating climate and effort as independent scenario axes, the climate pathway barely moves the national expectation (23.2 versus 23.1 records per year in 2030) whereas continued effort growth more than doubles it by 2050—almost entirely outside the fitted support (Supplementary Fig. S19). Random forest and XGBoost behave alike and agree on where records fall (Supplementary Note S11; Supplementary Figs S20, S21).</w:t>
+        <w:t xml:space="preserve">Restricted to cells inside the support, the mechanistic model projects hazard ratios relative to 2024 of 0.79 to 2.94; applied without the mask, the same model produces ratios up to 78. A gradient-boosted comparison model trained on the same three predictors tracks the mechanistic model inside the observed range but diverges completely outside it, agreeing on the direction of change in only 23.7% of cells (Fig. 5c; Supplementary Note S9; Supplementary Figs S10–S12). Treating climate and effort as independent scenario axes, the climate pathway barely moves the national expectation (23.2 versus 23.1 records per year in 2030) whereas continued effort growth more than doubles it by 2050—almost entirely outside the fitted support (Supplementary Fig. S19). Random forest and XGBoost behave alike and agree on where records fall (Supplementary Note S11; Supplementary Figs S20, S21). On the same scenario grid only the mechanistic model responds; the ensembles stay flat or reverse (Supplementary Figs S22, S23).</w:t>
       </w:r>
     </w:p>
     <w:bookmarkEnd w:id="22"/>

--- a/submission/NEE/Manuscript_NEE_maintext.docx
+++ b/submission/NEE/Manuscript_NEE_maintext.docx
@@ -67,7 +67,7 @@
         <w:pStyle w:val="FirstParagraph"/>
       </w:pPr>
       <w:r>
-        <w:t xml:space="preserve">New provincial distribution records are a primary source of evidence for climate-driven range shifts, yet each record requires a bird, an observer and a publication. We analysed the China Bird New Record dataset (1,029 provincial records, 2000–2025) with a discrete-time hazard model on 175,901 species × province × year cells, dating each record to its discovery and modelling the observation process explicitly. Dating records to publication, the usual practice, inflated the survey-effort hazard ratio by 37% (1.79 versus 1.31) and produced a spurious climate-variability effect. After correction, accumulated warming relative to each species’ historical range (hazard ratio 1.36 per standard deviation) and survey effort (1.40) contributed comparably and interacted negatively. Permutation nulls attribute an increment of about 1.18 to species-specific warming beyond shared provincial climate. A province-by-year random effect, which absorbs survey campaigns and other regional pulses, was the largest variance component (×2.23 per standard deviation), and the return on effort fell from 2.18 in 2002 to 1.07 in 2024 while that on warming did not. Documented range gains thus reflect climate and observation in similar measure, and the date attached to a record decides which appears to dominate.</w:t>
+        <w:t xml:space="preserve">New provincial distribution records are a primary source of evidence for climate-driven range shifts, yet each record requires a bird, an observer and a publication. We analysed the China Bird New Record dataset (1,029 provincial records, 2000–2025) with a discrete-time hazard model on 175,640 species × province × year cells, dating each record to its discovery and modelling the observation process explicitly. Dating records to publication, the usual practice, inflated the survey-effort hazard ratio by 37% (1.79 versus 1.31) and produced a spurious climate-variability effect. After correction, accumulated warming relative to each species’ historical range (hazard ratio 1.36 per standard deviation) and survey effort (1.43) contributed comparably and interacted negatively. Permutation nulls attribute an increment of about 1.18 to species-specific warming beyond shared provincial climate. A province-by-year random effect, which absorbs survey campaigns and other regional pulses, was the largest variance component (×2.22 per standard deviation), and the return on effort fell from 2.14 in 2002 to 1.13 in 2024 while that on warming did not. Documented range gains thus reflect climate and observation in similar measure, and the date attached to a record decides which appears to dominate.</w:t>
       </w:r>
     </w:p>
     <w:bookmarkEnd w:id="9"/>
@@ -129,7 +129,7 @@
         <w:t xml:space="preserve">9–13</w:t>
       </w:r>
       <w:r>
-        <w:t xml:space="preserve">, and in mainland China the annual number of birding visits in the main checklist databases rose about 175-fold between 2002–2004 and 2022–2024 (Methods). Any series of new records from these years will correlate with observation whatever the contribution of climate, and opportunistic records yield unbiased trends only when the recording process is modelled</w:t>
+        <w:t xml:space="preserve">, and in mainland China the annual number of birding visits in the main checklist databases rose about 200-fold between 2002–2004 and 2022–2024 (Methods). Any series of new records from these years will correlate with observation whatever the contribution of climate, and opportunistic records yield unbiased trends only when the recording process is modelled</w:t>
       </w:r>
       <w:r>
         <w:rPr>
@@ -138,7 +138,7 @@
         <w:t xml:space="preserve">14–15</w:t>
       </w:r>
       <w:r>
-        <w:t xml:space="preserve">. Compilations of first records have not been analysed in this way, which leaves three problems open. First, compilations date records by publication, which lags discovery. Because observation grew every year, publication dating credits a record to a year with more observers than the one in which it was made, and it leaves the latest years incomplete. Second, observation grows in pulses, such as survey campaigns, festivals and new reporting platforms, that raise documentation in one province in one year and that models with species and region effects alone cannot represent. Third, a warming effect measured relative to each species’ own range needs a benchmark that allows for shared regional climate, and projections of record generation are rarely checked against the conditions to which the models were fitted</w:t>
+        <w:t xml:space="preserve">. Compilations of first records have not been analysed in this way, which leaves three problems open. First, compilations date records by publication, which lags discovery. Because observation grew almost every year, publication dating credits a record to a year with more observers than the one in which it was made, and it leaves the latest years incomplete. Second, observation grows in pulses, such as survey campaigns, festivals and new reporting platforms, that raise documentation in one province in one year and that models with species and region effects alone cannot represent. Third, a warming effect measured relative to each species’ own range needs a benchmark that allows for shared regional climate, and projections of record generation are rarely checked against the conditions to which the models were fitted</w:t>
       </w:r>
       <w:r>
         <w:rPr>
@@ -200,7 +200,7 @@
         <w:pStyle w:val="FirstParagraph"/>
       </w:pPr>
       <w:r>
-        <w:t xml:space="preserve">The released compilation contains 1,029 provincial-level new bird records, with a parseable discovery date for 1,028 (99.9%). Of these, 684 matched a species × province cell in the candidate pool defined by species-distribution models plus forced inclusion of every observed event, and 657 fall within the 2002–2024 analysis window. After requiring non-missing effort and climate components, the modelling data contain 175,901 rows, 649 events, 392 species and 31 provincial units (Supplementary Note S1; Supplementary Table S9). Its spatio-temporal pattern is summarised in Supplementary Fig. S18.</w:t>
+        <w:t xml:space="preserve">The released compilation contains 1,029 provincial-level new bird records, with a parseable discovery date for 1,028 (99.9%). Of these, 684 matched a species × province cell in the candidate pool defined by species-distribution models plus forced inclusion of every observed event, and 657 fall within the 2002–2024 analysis window. After requiring non-missing effort and climate components, the modelling data contain 175,640 rows, 649 events, 392 species and 31 provincial units (Supplementary Note S1; Supplementary Table S9). Its spatio-temporal pattern is summarised in Supplementary Fig. S18.</w:t>
       </w:r>
     </w:p>
     <w:p>
@@ -295,7 +295,7 @@
         <w:pStyle w:val="FirstParagraph"/>
       </w:pPr>
       <w:r>
-        <w:t xml:space="preserve">We decomposed the difference between the previously published specification and the corrected one into five steps (each changing one analytical choice; step S3 also recovers 215 rows and 11 events whose unweighted provincial climate series were missing, so S0–S2 and S3–S5 differ slightly in sample) (Fig. 2c; Supplementary Table S1). Re-dating alone moves the survey-effort hazard ratio from 1.788 to 1.305, so that the publication-year estimate is 37% larger than the corrected one, and moves the annual-variability hazard ratio from 0.850 (</w:t>
+        <w:t xml:space="preserve">We decomposed the difference between the previously published specification and the corrected one into five steps (each changing one analytical choice; step S3 also recovers 215 rows and 11 events whose unweighted provincial climate series were missing, so S0–S2 and S3–S5 differ slightly in sample) (Fig. 2c; Supplementary Table S1). Re-dating alone moves the survey-effort hazard ratio from 1.788 to 1.309, so that the publication-year estimate is 37% larger than the corrected one, and moves the annual-variability hazard ratio from 0.850 (</w:t>
       </w:r>
       <w:r>
         <w:rPr>
@@ -321,7 +321,7 @@
         <w:t xml:space="preserve"> </w:t>
       </w:r>
       <w:r>
-        <w:t xml:space="preserve">= 0.48); the accumulated-warming coefficient barely changes (1.394 → 1.437), as H1 predicted. The four remaining corrections (coverage-gap effort, area-weighted climate, the completeness offset and the province-by-year intercept) are smaller, although the completeness offset restores +0.159 by recovering signal that right-censoring had attenuated.</w:t>
+        <w:t xml:space="preserve">= 0.48); the accumulated-warming coefficient barely changes (1.394 → 1.440), as H1 predicted. The four remaining corrections (coverage-gap effort, area-weighted climate, the completeness offset and the province-by-year intercept) are smaller, although the completeness offset restores +0.167 by recovering signal that right-censoring had attenuated.</w:t>
       </w:r>
     </w:p>
     <w:p>
@@ -347,7 +347,7 @@
         <w:pStyle w:val="FirstParagraph"/>
       </w:pPr>
       <w:r>
-        <w:t xml:space="preserve">In the frozen main model, both drivers raise the hazard and the effect sizes are similar (Fig. 1a; Table 1). One standard deviation of accumulated warming relative to a species’ historical range multiplies the annual hazard by 1.362 (95% CI 1.216–1.524;</w:t>
+        <w:t xml:space="preserve">In the frozen main model, both drivers raise the hazard and the effect sizes are similar (Fig. 1a; Table 1). One standard deviation of accumulated warming relative to a species’ historical range multiplies the annual hazard by 1.365 (95% CI 1.219–1.528;</w:t>
       </w:r>
       <w:r>
         <w:t xml:space="preserve"> </w:t>
@@ -363,7 +363,7 @@
         <w:t xml:space="preserve"> </w:t>
       </w:r>
       <w:r>
-        <w:t xml:space="preserve">= 8.3 × 10⁻⁸); one standard deviation of survey effort multiplies it by 1.404 (1.245–1.583;</w:t>
+        <w:t xml:space="preserve">= 7.2 × 10⁻⁸); one standard deviation of survey effort multiplies it by 1.429 (1.268–1.611;</w:t>
       </w:r>
       <w:r>
         <w:t xml:space="preserve"> </w:t>
@@ -379,7 +379,7 @@
         <w:t xml:space="preserve"> </w:t>
       </w:r>
       <w:r>
-        <w:t xml:space="preserve">= 2.9 × 10⁻⁸). Annual climate variability has no effect (0.995, 0.909–1.090;</w:t>
+        <w:t xml:space="preserve">= 4.9 × 10⁻⁹). Annual climate variability has no effect (0.995, 0.908–1.089;</w:t>
       </w:r>
       <w:r>
         <w:t xml:space="preserve"> </w:t>
@@ -395,7 +395,7 @@
         <w:t xml:space="preserve"> </w:t>
       </w:r>
       <w:r>
-        <w:t xml:space="preserve">= 0.92). The two main effects interact negatively (0.849, 0.761–0.948;</w:t>
+        <w:t xml:space="preserve">= 0.91). The two main effects interact negatively (0.839, 0.752–0.936;</w:t>
       </w:r>
       <w:r>
         <w:t xml:space="preserve"> </w:t>
@@ -411,7 +411,7 @@
         <w:t xml:space="preserve"> </w:t>
       </w:r>
       <w:r>
-        <w:t xml:space="preserve">= 3.7 × 10⁻³): the marginal effect of warming is steepest where effort is low and flattens where coverage is already dense (Fig. 1b).</w:t>
+        <w:t xml:space="preserve">= 1.7 × 10⁻³): the marginal effect of warming is steepest where effort is low and flattens where coverage is already dense (Fig. 1b).</w:t>
       </w:r>
     </w:p>
     <w:p>
@@ -419,7 +419,7 @@
         <w:pStyle w:val="BodyText"/>
       </w:pPr>
       <w:r>
-        <w:t xml:space="preserve">The warming coefficient must be read against a benchmark above unity. Permuting warming among species within a province-year, or the event indicator among species at risk, still returns 1.157–1.167, because both permutations preserve the covariance between provincial-annual climate and event counts. The observed 1.362 lies outside that null (</w:t>
+        <w:t xml:space="preserve">The warming coefficient must be read against a benchmark above unity. Permuting warming among species within a province-year, or the event indicator among species at risk, still returns about 1.16, because both permutations preserve the covariance between provincial-annual climate and event counts. The observed 1.365 lies outside that null (</w:t>
       </w:r>
       <w:r>
         <w:rPr>
@@ -432,7 +432,7 @@
         <w:t xml:space="preserve"> </w:t>
       </w:r>
       <w:r>
-        <w:t xml:space="preserve">= 0.005 for both), but only the increment, about 1.18, is attributable to referencing warming to each species’ range. Permuting effort across years within a province instead collapses its hazard ratio to 0.980, so the effort effect arises from the timing of effort within provinces. A province-cluster bootstrap widens the Wald intervals to 1.20–1.72 for warming and 1.21–1.76 for effort; both lower bounds remain above unity.</w:t>
+        <w:t xml:space="preserve">= 0.005 for both), but only the increment, about 1.18, is attributable to referencing warming to each species’ range. Permuting effort across years within a province instead collapses its hazard ratio to 0.979, so the effort effect arises from the timing of effort within provinces. A province-cluster bootstrap widens the Wald intervals to 1.20–1.72 for warming and 1.24–1.78 for effort; both lower bounds remain above unity.</w:t>
       </w:r>
     </w:p>
     <w:p>
@@ -440,7 +440,7 @@
         <w:pStyle w:val="BodyText"/>
       </w:pPr>
       <w:r>
-        <w:t xml:space="preserve">In natural units, one standard deviation of warming is 0.179 °C: a province warmed by that much more than a species’ own historical Chinese range carries a 36% higher annual hazard for it, while one standard deviation of effort is a 7.75-fold increase in annual visits. Much of the variance in the climate variable lies among species within the same province and year, and four importance criteria agree that the two drivers are of comparable weight (Supplementary Note S2; Supplementary Fig. S4).</w:t>
+        <w:t xml:space="preserve">In natural units, one standard deviation of warming is 0.179 °C: a province warmed by that much more than a species’ own historical Chinese range carries a 36% higher annual hazard for it, while one standard deviation of effort is a 7.89-fold increase in annual visits. Much of the variance in the climate variable lies among species within the same province and year, and four importance criteria agree that the two drivers are of comparable weight (Supplementary Note S2; Supplementary Fig. S4).</w:t>
       </w:r>
     </w:p>
     <w:p>
@@ -448,7 +448,7 @@
         <w:pStyle w:val="BodyText"/>
       </w:pPr>
       <w:r>
-        <w:t xml:space="preserve">The discrimination ladder shows the same balance (Fig. 1d): with the random structure fixed, fixed-effect AUC rises from 0.411 for the null model (which contains only the completeness offset and so falls below 0.5) to 0.559 with effort alone, 0.580 with warming alone and 0.610 with both. Climate alone discriminates better than effort alone, and neither approaches the pair; under publication-year dating the order reverses.</w:t>
+        <w:t xml:space="preserve">The discrimination ladder shows the same balance (Fig. 1d): with the random structure fixed, fixed-effect AUC rises from 0.410 for the null model (which contains only the completeness offset and so falls below 0.5) to 0.559 with effort alone, 0.580 with warming alone and 0.610 with both. Climate alone discriminates better than effort alone, and neither approaches the pair; under publication-year dating the order reverses.</w:t>
       </w:r>
     </w:p>
     <w:bookmarkEnd w:id="13"/>
@@ -466,7 +466,7 @@
         <w:pStyle w:val="FirstParagraph"/>
       </w:pPr>
       <w:r>
-        <w:t xml:space="preserve">We evaluated six random-effect structures against four criteria, of which AIC is only one (Supplementary Table S2; Supplementary Fig. S1). Adding a province-by-year intercept to the conventional species + province structure improves AIC by 93.4 units, raises conditional</w:t>
+        <w:t xml:space="preserve">We evaluated six random-effect structures against four criteria, of which AIC is only one (Supplementary Table S2; Supplementary Fig. S1). Adding a province-by-year intercept to the conventional species + province structure improves AIC by 92.1 units, raises conditional</w:t>
       </w:r>
       <w:r>
         <w:t xml:space="preserve"> </w:t>
@@ -479,7 +479,7 @@
         <w:t xml:space="preserve">R</w:t>
       </w:r>
       <w:r>
-        <w:t xml:space="preserve">² from 0.274 to 0.411, raises conditional AUC from 0.721 to 0.854, and raises the intraclass correlation from 0.172 to 0.358. Marginal AUC is flat across all six structures (0.607–0.613), so the added level absorbs observational heterogeneity without redistributing the fixed-effect signal, as H2 predicted. Two random-slope alternatives fit marginally better on AIC but reduce conditional</w:t>
+        <w:t xml:space="preserve">² from 0.279 to 0.413, raises conditional AUC from 0.722 to 0.853, and raises the intraclass correlation from 0.172 to 0.356. Marginal AUC is flat across all six structures (0.611–0.614), so the added level absorbs observational heterogeneity without redistributing the fixed-effect signal, as H2 predicted. Two random-slope alternatives fit marginally better on AIC but reduce conditional</w:t>
       </w:r>
       <w:r>
         <w:t xml:space="preserve"> </w:t>
@@ -500,7 +500,7 @@
         <w:pStyle w:val="BodyText"/>
       </w:pPr>
       <w:r>
-        <w:t xml:space="preserve">The random intercepts have standard deviations of 0.405 for species, 0.326 for province and 0.804 for province by year, so one standard deviation multiplies the hazard by 1.50, 1.39 and 2.23 respectively, and the fitted province-year levels span a thirteenfold range (Fig. 3c). The province-by-year term is the single largest variance component, larger than either fixed effect.</w:t>
+        <w:t xml:space="preserve">The random intercepts have standard deviations of 0.404 for species, 0.332 for province and 0.798 for province by year, so one standard deviation multiplies the hazard by 1.50, 1.39 and 2.22 respectively, and the fitted province-year levels span a thirteenfold range (Fig. 3c). The province-by-year term is the single largest variance component, larger than either fixed effect.</w:t>
       </w:r>
     </w:p>
     <w:p>
@@ -508,7 +508,7 @@
         <w:pStyle w:val="BodyText"/>
       </w:pPr>
       <w:r>
-        <w:t xml:space="preserve">Ecologically, that component is the scale at which the observation process actually operates: a regional survey campaign, a provincial birding festival, a newly established protected area or a new local reporting channel raises the documentation rate for one province in one year, and such shocks are not shared nationally (Supplementary Note S3; Supplementary Table S4). The reporting-completeness offset is a known correction that consumes no degrees of freedom; omitting it attenuates the effort coefficient from 1.372 to 1.245, because censoring is concentrated in the recent, high-effort years.</w:t>
+        <w:t xml:space="preserve">Ecologically, that component is the scale at which the observation process actually operates: a regional survey campaign, a provincial birding festival, a newly established protected area or a new local reporting channel raises the documentation rate for one province in one year, and such shocks are not shared nationally (Supplementary Note S3; Supplementary Table S4). The reporting-completeness offset is a known correction that consumes no degrees of freedom; omitting it attenuates the effort coefficient from 1.404 to 1.264, because censoring is concentrated in the recent, high-effort years.</w:t>
       </w:r>
     </w:p>
     <w:bookmarkEnd w:id="14"/>
@@ -544,7 +544,7 @@
         <w:pStyle w:val="FirstParagraph"/>
       </w:pPr>
       <w:r>
-        <w:t xml:space="preserve">Two traits predict which species yield a new provincial record: partial migrants are about twice as likely as residents (odds ratio 1.91–2.50 across three phylogenetic treatments, all</w:t>
+        <w:t xml:space="preserve">Two traits predict which species yield a new provincial record: partial migrants are about twice as likely as residents (odds ratio 1.89–2.50 across three phylogenetic treatments, all</w:t>
       </w:r>
       <w:r>
         <w:t xml:space="preserve"> </w:t>
@@ -560,7 +560,7 @@
         <w:t xml:space="preserve"> </w:t>
       </w:r>
       <w:r>
-        <w:t xml:space="preserve">&lt; 0.001), and range area raises the odds by 1.23–1.46 per standard deviation; nine other traits show none. At provincial level, with recent effort as an offset, provinces well covered in 2002–2008 yield fewer records per unit effort (0.71,</w:t>
+        <w:t xml:space="preserve">&lt; 0.001), and range area raises the odds by 1.23–1.46 per standard deviation; nine other traits show none. At provincial level, with recent effort as an offset, provinces well covered in 2002–2008 yield fewer records per unit effort (0.70,</w:t>
       </w:r>
       <w:r>
         <w:t xml:space="preserve"> </w:t>
@@ -576,7 +576,7 @@
         <w:t xml:space="preserve"> </w:t>
       </w:r>
       <w:r>
-        <w:t xml:space="preserve">= 0.028), as do those with higher GDP per capita (0.61,</w:t>
+        <w:t xml:space="preserve">= 0.023), as do those with higher GDP per capita (0.61,</w:t>
       </w:r>
       <w:r>
         <w:t xml:space="preserve"> </w:t>
@@ -592,7 +592,7 @@
         <w:t xml:space="preserve"> </w:t>
       </w:r>
       <w:r>
-        <w:t xml:space="preserve">= 0.0027), the hazard model’s saturation seen at a coarser scale (Supplementary Note S5; Supplementary Figs S6, S7).</w:t>
+        <w:t xml:space="preserve">= 0.0026), the hazard model’s saturation seen at a coarser scale (Supplementary Note S5; Supplementary Figs S6, S7).</w:t>
       </w:r>
     </w:p>
     <w:bookmarkEnd w:id="16"/>
@@ -654,7 +654,7 @@
         <w:t xml:space="preserve"> </w:t>
       </w:r>
       <w:r>
-        <w:t xml:space="preserve">= 0.039; no sector significant after Holm correction). Weighting the candidate provinces by their survey visits reveals a departure that points north (χ² = 25.8,</w:t>
+        <w:t xml:space="preserve">= 0.039; no sector significant after Holm correction). Weighting the candidate provinces by their survey visits reveals a departure that points north (χ² = 26.8,</w:t>
       </w:r>
       <w:r>
         <w:t xml:space="preserve"> </w:t>
@@ -670,7 +670,7 @@
         <w:t xml:space="preserve"> </w:t>
       </w:r>
       <w:r>
-        <w:t xml:space="preserve">= 0.001): records fall to the northeast and northwest more often, and to the east and south less often, than the distribution of observers predicts (Holm-adjusted</w:t>
+        <w:t xml:space="preserve">= 0.001): records fall to the northeast and northwest more often, and to the east less often, than the distribution of observers predicts (Holm-adjusted</w:t>
       </w:r>
       <w:r>
         <w:t xml:space="preserve"> </w:t>
@@ -686,7 +686,23 @@
         <w:t xml:space="preserve"> </w:t>
       </w:r>
       <w:r>
-        <w:t xml:space="preserve">= 0.016–0.036), and the three northern sectors hold 40.2% of records against 33.0% expected (Fig. 4b; Supplementary Note S6; Supplementary Tables S11, S12). Among orders, only Passeriformes departs consistently from both nulls. The eastward concentration of raw bearings thus reflects geography; net of geography and effort, new records lie modestly poleward of expectation.</w:t>
+        <w:t xml:space="preserve">= 0.016–0.024; the southern deficit is marginal,</w:t>
+      </w:r>
+      <w:r>
+        <w:t xml:space="preserve"> </w:t>
+      </w:r>
+      <w:r>
+        <w:rPr>
+          <w:i/>
+          <w:iCs/>
+        </w:rPr>
+        <w:t xml:space="preserve">P</w:t>
+      </w:r>
+      <w:r>
+        <w:t xml:space="preserve"> </w:t>
+      </w:r>
+      <w:r>
+        <w:t xml:space="preserve">= 0.050), and the three northern sectors hold 40.2% of records against 32.8% expected (Fig. 4b; Supplementary Note S6; Supplementary Tables S11, S12). Among orders, only Passeriformes departs consistently from both nulls. The eastward concentration of raw bearings thus reflects geography; net of geography and effort, new records lie modestly poleward of expectation.</w:t>
       </w:r>
     </w:p>
     <w:bookmarkEnd w:id="17"/>
@@ -704,7 +720,7 @@
         <w:pStyle w:val="FirstParagraph"/>
       </w:pPr>
       <w:r>
-        <w:t xml:space="preserve">Proportional hazards holds for warming (interaction with time β = −0.022,</w:t>
+        <w:t xml:space="preserve">Proportional hazards holds for warming (interaction with time β &lt; 0.001,</w:t>
       </w:r>
       <w:r>
         <w:t xml:space="preserve"> </w:t>
@@ -720,7 +736,7 @@
         <w:t xml:space="preserve"> </w:t>
       </w:r>
       <w:r>
-        <w:t xml:space="preserve">= 0.82) but not for effort (β = −0.211,</w:t>
+        <w:t xml:space="preserve">= 1.00) but not for effort (β = −0.190,</w:t>
       </w:r>
       <w:r>
         <w:t xml:space="preserve"> </w:t>
@@ -736,7 +752,7 @@
         <w:t xml:space="preserve"> </w:t>
       </w:r>
       <w:r>
-        <w:t xml:space="preserve">= 7.7 × 10⁻⁴). The departure is itself a result: allowing the effort coefficient to vary through time, its hazard ratio falls from 2.18 (95% CI 1.63–2.90) in 2002 to 1.07 (0.88–1.30) in 2024, crossing into non-significance in the early 2020s (Fig. 3d). The warming term shows no such decline, as H4 predicted, although we did not test the two time interactions against each other.</w:t>
+        <w:t xml:space="preserve">= 2.1 × 10⁻³). The departure is itself a result: allowing the effort coefficient to vary through time, its hazard ratio falls from 2.14 (95% CI 1.61–2.85) in 2002 to 1.13 (0.93–1.37) in 2024, crossing into non-significance in the early 2020s (Fig. 3d). The warming term shows no such decline, as H4 predicted, although we did not test the two time interactions against each other.</w:t>
       </w:r>
     </w:p>
     <w:bookmarkEnd w:id="18"/>
@@ -754,7 +770,7 @@
         <w:pStyle w:val="FirstParagraph"/>
       </w:pPr>
       <w:r>
-        <w:t xml:space="preserve">None of the conclusions depends on the analytical choices we were free to vary (Supplementary Note S7; Supplementary Figs S2, S3; Supplementary Table S10). Raising the species-distribution-model threshold from 50 to 200 cells shrinks the risk set to 155,435 rows yet leaves the coefficients fixed (effort 1.404–1.411; warming 1.362–1.376; interaction 0.849–0.851), and all twelve combinations of four effort proxies and three zero-cell rules give effort 1.25–1.52 and warming 1.35–1.37. The structural form of the species-distribution models, the analysis grid and the eight-sector binning were not varied. Across three climate series, the warming coefficient rises with window length, from about 1.16–1.21 at five years to 1.36–1.40 at twenty, with an interior optimum, as expected of a process that integrates climate over years to decades. The pre-specified 15-year window lies within 2.2–5.6 AIC units of the optimum in every series, and the effort coefficient is flat at 1.34–1.41 across the same grid.</w:t>
+        <w:t xml:space="preserve">None of the conclusions depends on the analytical choices we were free to vary (Supplementary Note S7; Supplementary Figs S2, S3; Supplementary Table S10). Raising the species-distribution-model threshold from 50 to 200 cells shrinks the risk set to 155,207 rows yet leaves the coefficients fixed (effort 1.429–1.437; warming 1.365–1.379; interaction 0.839–0.840), and all twelve combinations of four effort proxies and three zero-cell rules give effort 1.25–1.55 and warming 1.33–1.39. The structural form of the species-distribution models, the analysis grid and the eight-sector binning were not varied. Across three climate series, the warming coefficient rises with window length, from about 1.16–1.22 at five years to 1.38–1.40 at twenty, with an interior optimum, as expected of a process that integrates climate over years to decades. The pre-specified 15-year window lies within 2.1–6.0 AIC units of the optimum in every series, and the effort coefficient is flat at 1.37–1.43 across the same grid.</w:t>
       </w:r>
     </w:p>
     <w:bookmarkEnd w:id="19"/>
@@ -772,7 +788,7 @@
         <w:pStyle w:val="FirstParagraph"/>
       </w:pPr>
       <w:r>
-        <w:t xml:space="preserve">Simulation-based residual diagnostics indicate a well-calibrated model with no spatial autocorrelation in province-mean residuals; the significant outlier test (95 outliers,</w:t>
+        <w:t xml:space="preserve">Simulation-based residual diagnostics indicate a well-calibrated model with no spatial autocorrelation in province-mean residuals; the significant outlier test (86 outliers,</w:t>
       </w:r>
       <w:r>
         <w:t xml:space="preserve"> </w:t>
@@ -814,7 +830,7 @@
         <w:pStyle w:val="BodyText"/>
       </w:pPr>
       <w:r>
-        <w:t xml:space="preserve">The historical species-specific gradient has a standard deviation of only 0.18 °C, whereas future province-minus-range warming differentials reach 2 °C, more than ten standard deviations beyond the fitted range; only 47.8% of species-province cells fall inside the fitted covariate support under SSP2-4.5 in 2030, 10.4% in 2050 and 2.1% in 2080 (34.2%, 2.1% and 1.9% under SSP5-8.5).</w:t>
+        <w:t xml:space="preserve">The historical species-specific gradient has a standard deviation of only 0.18 °C, whereas future province-minus-range warming differentials reach 2 °C, more than ten standard deviations beyond the fitted range, and effort leaves its fitted range sooner still because its 2024 level is already the highest observed; only 45.7% of species-province cells fall inside the fitted covariate support under SSP2-4.5 in 2030, 6.3% in 2050 and none in 2080 (30.3% in 2030 and none thereafter under SSP5-8.5).</w:t>
       </w:r>
     </w:p>
     <w:p>
@@ -822,7 +838,7 @@
         <w:pStyle w:val="BodyText"/>
       </w:pPr>
       <w:r>
-        <w:t xml:space="preserve">Inside the support the model projects hazard ratios relative to 2024 of 0.79–2.94; unmasked, up to 78. A gradient-boosted model tracks it inside the observed range but diverges outside, agreeing on direction in only 23.7% of cells (Fig. 5c; Supplementary Note S9; Supplementary Figs S10–S12). With climate and effort as independent axes, the climate pathway barely moves the national expectation (23.2 versus 23.1 per year in 2030) whereas continued effort growth more than doubles it by 2050, almost entirely outside the fitted support (Supplementary Fig. S19). Random forest and XGBoost agree with it on where records fall but, on the same scenario grid, stay flat or reverse (Supplementary Note S11; Supplementary Figs S20–S23).</w:t>
+        <w:t xml:space="preserve">Inside the support the model projects hazard ratios relative to 2024 of 0.95–1.50; unmasked, up to 88. A gradient-boosted model tracks it inside the observed range but diverges outside, agreeing on direction in only 8.6% of cells (Fig. 5c; Supplementary Note S9; Supplementary Figs S10–S12). With climate and effort as independent axes, the climate pathway barely moves the national expectation (26.1 versus 25.9 per year in 2030) whereas continued effort growth roughly triples it by 2050, entirely outside the fitted support (Supplementary Fig. S19). Random forest and XGBoost agree with it on where records fall but, on the same scenario grid, stay flat or reverse (Supplementary Note S11; Supplementary Figs S20–S23).</w:t>
       </w:r>
     </w:p>
     <w:bookmarkEnd w:id="21"/>
@@ -859,7 +875,7 @@
         <w:pStyle w:val="FirstParagraph"/>
       </w:pPr>
       <w:r>
-        <w:t xml:space="preserve">New provincial bird records in China reflect both the movement of birds and the growth of birdwatching, in similar measure. Once records are dated to discovery and observation is modelled explicitly, a standard deviation of warming relative to a species’ historical range raises the annual hazard of a first record about as much as a standard deviation of survey effort (hazard ratios 1.36 and 1.40). Which of the two appears to dominate depends on the date: we had expected effort to dominate, and it does, but only under publication-year dating.</w:t>
+        <w:t xml:space="preserve">New provincial bird records in China reflect both the movement of birds and the growth of birdwatching, in similar measure. Once records are dated to discovery and observation is modelled explicitly, a standard deviation of warming relative to a species’ historical range raises the annual hazard of a first record about as much as a standard deviation of survey effort (hazard ratios 1.36 and 1.43). Which of the two appears to dominate depends on the date: we had expected effort to dominate, and it does, but only under publication-year dating.</w:t>
       </w:r>
     </w:p>
     <w:p>
@@ -867,7 +883,7 @@
         <w:pStyle w:val="BodyText"/>
       </w:pPr>
       <w:r>
-        <w:t xml:space="preserve">Publication dating biases estimates in a predictable direction (H1). Because observation grew every year, a record credited to its publication year sits in a year with more observers than the one in which the bird was found, and the error favours whichever covariate trends with observer numbers. Many biodiversity time stamps share this property, from species descriptions based on specimens collected decades earlier</w:t>
+        <w:t xml:space="preserve">Publication dating biases estimates in a predictable direction (H1). Because observation grew almost every year, a record credited to its publication year sits in a year with more observers than the one in which the bird was found, and the error favours whichever covariate trends with observer numbers. Many biodiversity time stamps share this property, from species descriptions based on specimens collected decades earlier</w:t>
       </w:r>
       <w:r>
         <w:rPr>
@@ -905,7 +921,7 @@
         <w:pStyle w:val="BodyText"/>
       </w:pPr>
       <w:r>
-        <w:t xml:space="preserve">The two drivers also behave differently through time. The return on effort fell from 2.18 to 1.07 over two decades, and provinces that were well surveyed early later yielded fewer records per unit of effort, whereas the return on warming showed no detectable change (H4). We read this as the difference between a stock and a flow: effort draws down a stock of detectable but undocumented occurrences, the Wallacean shortfall</w:t>
+        <w:t xml:space="preserve">The two drivers also behave differently through time. The return on effort fell from 2.14 to 1.13 over two decades, and provinces that were well surveyed early later yielded fewer records per unit of effort, whereas the return on warming showed no detectable change (H4). We read this as the difference between a stock and a flow: effort draws down a stock of detectable but undocumented occurrences, the Wallacean shortfall</w:t>
       </w:r>
       <w:r>
         <w:rPr>
@@ -931,7 +947,7 @@
         <w:pStyle w:val="BodyText"/>
       </w:pPr>
       <w:r>
-        <w:t xml:space="preserve">The warming coefficient also needs the right benchmark. Nulls that scramble species identity within province-years centre on 1.157, so the component attributable to referencing warming to each species’ own range is about 1.18. Direction makes the same point more sharply: the apparent eastward concentration of new records is what China’s position relative to species’ global ranges produces by chance, whereas against an effort-weighted null the records lie modestly north of expectation (40.2% in the three northern sectors against 33.0%). Directional readings of new records</w:t>
+        <w:t xml:space="preserve">The warming coefficient also needs the right benchmark. Nulls that scramble species identity within province-years centre on 1.161, so the component attributable to referencing warming to each species’ own range is about 1.18. Direction makes the same point more sharply: the apparent eastward concentration of new records is what China’s position relative to species’ global ranges produces by chance, whereas against an effort-weighted null the records lie modestly north of expectation (40.2% in the three northern sectors against 32.8%). Directional readings of new records</w:t>
       </w:r>
       <w:r>
         <w:rPr>
@@ -951,7 +967,7 @@
         <w:pStyle w:val="BodyText"/>
       </w:pPr>
       <w:r>
-        <w:t xml:space="preserve">Projection meets a different limit. By 2080 about 98% of species–province cells lie outside the fitted support, where mechanistic and machine-learning models agree on the direction of change in fewer than a quarter of cells, and the scenario projections apply a period-average effort coefficient that had fallen to 1.07 by 2024. Projections of record generation should report the share of cells inside the fitted support</w:t>
+        <w:t xml:space="preserve">Projection meets a different limit. By 2080 projected effort exceeds anything observed and every species–province cell lies outside the fitted support, where mechanistic and machine-learning models agree on the direction of change in fewer than one cell in ten, and the scenario projections apply a period-average effort coefficient that had fallen to 1.13 by 2024. Projections of record generation should report the share of cells inside the fitted support</w:t>
       </w:r>
       <w:r>
         <w:rPr>
@@ -976,7 +992,7 @@
         <w:pStyle w:val="BodyText"/>
       </w:pPr>
       <w:r>
-        <w:t xml:space="preserve">For monitoring, a province-year pulse of one standard deviation multiplies the hazard by 2.23, more than either driver, so survey campaigns change the record quickly and should be placed deliberately, preferably where surveys are sparse, which is also where warming raises the hazard most. Because the return on effort has fallen, a plateau in new records does not mean that redistribution has slowed, and records inside reserves track where people watch birds and should not be used to score reserves. Compilers of new-record data can make every later analysis more reliable by publishing both the date of observation and the date of publication for each record.</w:t>
+        <w:t xml:space="preserve">For monitoring, a province-year pulse of one standard deviation multiplies the hazard by 2.22, more than either driver, so survey campaigns change the record quickly and should be placed deliberately, preferably where surveys are sparse, which is also where warming raises the hazard most. Because the return on effort has fallen, a plateau in new records does not mean that redistribution has slowed, and records inside reserves track where people watch birds and should not be used to score reserves. Compilers of new-record data can make every later analysis more reliable by publishing both the date of observation and the date of publication for each record.</w:t>
       </w:r>
     </w:p>
     <w:bookmarkEnd w:id="24"/>
@@ -1866,7 +1882,7 @@
         <w:pStyle w:val="FirstParagraph"/>
       </w:pPr>
       <w:r>
-        <w:t xml:space="preserve">Provincial annual survey effort was compiled from deduplicated eBird/GBIF occurrence records and China Bird Report checklists (http://www.birdreport.cn) and expressed through four proxies: number of visits, number of distinct observers, number of birding days and number of records. Thirty-nine province-years (Hong Kong, Macao and Taiwan) have no coverage in the source database. A further 24 mainland province-years were recorded as exactly zero. We treat these as coverage gaps rather than true zeros: in 22 of 24, the adjacent years in the same province record between one and 27 visits. In the main analysis these cells are missing; sensitivity analyses zero-fill them (the previously published treatment) and impute them by within-province linear interpolation on the log scale, which is bounded by the neighbouring observed values. Each proxy is log1p-transformed and standardised within the analysis scope separately for each missing-data rule. Summed over mainland provinces, annual visits rose from a mean of 493 in 2002–2004 to 86,380 in 2022–2024.</w:t>
+        <w:t xml:space="preserve">Provincial annual survey effort was compiled from deduplicated eBird/GBIF occurrence records and China Bird Report checklists (http://www.birdreport.cn) and expressed through four proxies: number of visits, number of distinct observers, number of birding days and number of records. eBird checklists for 2024, absent from the original download, were added from a separate GBIF download (https://doi.org/10.15468/dl.vfeeak) with the same visit definition; Guangdong in 2024, where China Bird Report records cover only 14 days, was treated as missing. Thirty-nine province-years (Hong Kong, Macao and Taiwan) have no coverage in the source database. A further 24 mainland province-years were recorded as exactly zero. We treat these as coverage gaps rather than true zeros: in 22 of 24, the adjacent years in the same province record between one and 27 visits. In the main analysis these cells are missing; sensitivity analyses zero-fill them (the previously published treatment) and impute them by within-province linear interpolation on the log scale, which is bounded by the neighbouring observed values. Each proxy is log1p-transformed and standardised within the analysis scope separately for each missing-data rule. Summed over mainland provinces, annual visits rose from a mean of 493 in 2002–2004 to 99,156 in 2022–2024.</w:t>
       </w:r>
     </w:p>
     <w:bookmarkEnd w:id="29"/>
@@ -2265,7 +2281,7 @@
         <w:pStyle w:val="FirstParagraph"/>
       </w:pPr>
       <w:r>
-        <w:t xml:space="preserve">CMIP6 four-model ensemble median deltas for annual mean temperature were computed for SSP2-4.5 and SSP5-8.5 at 2030, 2050 and 2080, separately for each province and each species range, and added to both ends of the climate gradient. Effort was grown at 0.30 (SSP2-4.5) and 0.60 (SSP5-8.5) standard deviations per decade. Predictions set the province-by-year random effect to its expectation and the completeness offset to log 1, so the projected quantity is the latent generation hazard. Support was defined as the 1st–99th percentile of the fitted accumulated warming and effort; main projection figures aggregate only cells inside this range, and the share of qualifying cells is reported on every panel.</w:t>
+        <w:t xml:space="preserve">CMIP6 four-model ensemble median deltas for annual mean temperature were computed for SSP2-4.5 and SSP5-8.5 at 2030, 2050 and 2080, separately for each province and each species range, and added to both ends of the climate gradient. Effort was grown at 0.30 (SSP2-4.5) and 0.60 (SSP5-8.5) standard deviations per decade. Predictions set the province-by-year random effect to its expectation and the completeness offset to log 1, so the projected quantity is the latent generation hazard. For projection, Guangdong’s 2024 effort was carried forward from 2023. Support was defined as the 1st–99th percentile of the fitted accumulated warming and effort; main projection figures aggregate only cells inside this range, and the share of qualifying cells is reported on every panel.</w:t>
       </w:r>
     </w:p>
     <w:p>
@@ -2273,7 +2289,7 @@
         <w:pStyle w:val="BodyText"/>
       </w:pPr>
       <w:r>
-        <w:t xml:space="preserve">To separate the two scenario axes we also projected the frozen model over a 2 × 2 × 2 grid: SSP2-4.5 or SSP5-8.5 deltas; effort frozen at 2024 or growing at 0.6 SD per decade (observed pace 1.19); horizons 2030 and 2050. Province-by-year effects for future years were set to their expectation, species and province effects retained, and provincial expectations summed over species. Future county surfaces hold the 2024 allocation shares fixed.</w:t>
+        <w:t xml:space="preserve">To separate the two scenario axes we also projected the frozen model over a 2 × 2 × 2 grid: SSP2-4.5 or SSP5-8.5 deltas; effort frozen at 2024 or growing at 0.6 SD per decade (observed pace 1.22); horizons 2030 and 2050. Province-by-year effects for future years were set to their expectation, species and province effects retained, and provincial expectations summed over species. Future county surfaces hold the 2024 allocation shares fixed.</w:t>
       </w:r>
     </w:p>
     <w:bookmarkEnd w:id="33"/>
@@ -2425,7 +2441,7 @@
         <w:t xml:space="preserve"> </w:t>
       </w:r>
       <w:r>
-        <w:t xml:space="preserve">are available on request from BirdLife International (http://datazone.birdlife.org/species/requestdis); their licence does not permit redistribution. Survey-effort indicators were derived from eBird/GBIF occurrence records and China Bird Report checklists (http://www.birdreport.cn); the raw records remain subject to their providers’ terms, and the province-year effort panel used in all analyses is provided in the project repository</w:t>
+        <w:t xml:space="preserve">are available on request from BirdLife International (http://datazone.birdlife.org/species/requestdis); their licence does not permit redistribution. Survey-effort indicators were derived from eBird/GBIF occurrence records (2024 records: https://doi.org/10.15468/dl.vfeeak) and China Bird Report checklists (http://www.birdreport.cn); the raw records remain subject to their providers’ terms, and the province-year effort panel used in all analyses is provided in the project repository</w:t>
       </w:r>
       <w:r>
         <w:rPr>
